--- a/작업일지/20주차.docx
+++ b/작업일지/20주차.docx
@@ -1,6 +1,6 @@
 
 <file path=word/document.xml><?xml version="1.0" encoding="utf-8"?>
-<w:document xmlns:wpc="http://schemas.microsoft.com/office/word/2010/wordprocessingCanvas" xmlns:cx="http://schemas.microsoft.com/office/drawing/2014/chartex" xmlns:cx1="http://schemas.microsoft.com/office/drawing/2015/9/8/chartex" xmlns:cx2="http://schemas.microsoft.com/office/drawing/2015/10/21/chartex" xmlns:cx3="http://schemas.microsoft.com/office/drawing/2016/5/9/chartex" xmlns:cx4="http://schemas.microsoft.com/office/drawing/2016/5/10/chartex" xmlns:cx5="http://schemas.microsoft.com/office/drawing/2016/5/11/chartex" xmlns:cx6="http://schemas.microsoft.com/office/drawing/2016/5/12/chartex" xmlns:cx7="http://schemas.microsoft.com/office/drawing/2016/5/13/chartex" xmlns:cx8="http://schemas.microsoft.com/office/drawing/2016/5/14/chartex" xmlns:mc="http://schemas.openxmlformats.org/markup-compatibility/2006" xmlns:aink="http://schemas.microsoft.com/office/drawing/2016/ink" xmlns:am3d="http://schemas.microsoft.com/office/drawing/2017/model3d" xmlns:o="urn:schemas-microsoft-com:office:office" xmlns:oel="http://schemas.microsoft.com/office/2019/extlst" xmlns:r="http://schemas.openxmlformats.org/officeDocument/2006/relationships" xmlns:m="http://schemas.openxmlformats.org/officeDocument/2006/math" xmlns:v="urn:schemas-microsoft-com:vml" xmlns:wp14="http://schemas.microsoft.com/office/word/2010/wordprocessingDrawing" xmlns:wp="http://schemas.openxmlformats.org/drawingml/2006/wordprocessingDrawing" xmlns:w10="urn:schemas-microsoft-com:office:word" xmlns:w="http://schemas.openxmlformats.org/wordprocessingml/2006/main" xmlns:w14="http://schemas.microsoft.com/office/word/2010/wordml" xmlns:w15="http://schemas.microsoft.com/office/word/2012/wordml" xmlns:w16cex="http://schemas.microsoft.com/office/word/2018/wordml/cex" xmlns:w16cid="http://schemas.microsoft.com/office/word/2016/wordml/cid" xmlns:w16="http://schemas.microsoft.com/office/word/2018/wordml" xmlns:w16du="http://schemas.microsoft.com/office/word/2023/wordml/word16du" xmlns:w16sdtdh="http://schemas.microsoft.com/office/word/2020/wordml/sdtdatahash" xmlns:w16sdtfl="http://schemas.microsoft.com/office/word/2024/wordml/sdtformatlock" xmlns:w16se="http://schemas.microsoft.com/office/word/2015/wordml/symex" xmlns:wpg="http://schemas.microsoft.com/office/word/2010/wordprocessingGroup" xmlns:wpi="http://schemas.microsoft.com/office/word/2010/wordprocessingInk" xmlns:wne="http://schemas.microsoft.com/office/word/2006/wordml" xmlns:wps="http://schemas.microsoft.com/office/word/2010/wordprocessingShape" mc:Ignorable="w14 w15 w16se w16cid w16 w16cex w16sdtdh w16sdtfl w16du wp14">
+<w:document xmlns:wpc="http://schemas.microsoft.com/office/word/2010/wordprocessingCanvas" xmlns:cx="http://schemas.microsoft.com/office/drawing/2014/chartex" xmlns:cx1="http://schemas.microsoft.com/office/drawing/2015/9/8/chartex" xmlns:cx2="http://schemas.microsoft.com/office/drawing/2015/10/21/chartex" xmlns:cx3="http://schemas.microsoft.com/office/drawing/2016/5/9/chartex" xmlns:cx4="http://schemas.microsoft.com/office/drawing/2016/5/10/chartex" xmlns:cx5="http://schemas.microsoft.com/office/drawing/2016/5/11/chartex" xmlns:cx6="http://schemas.microsoft.com/office/drawing/2016/5/12/chartex" xmlns:cx7="http://schemas.microsoft.com/office/drawing/2016/5/13/chartex" xmlns:cx8="http://schemas.microsoft.com/office/drawing/2016/5/14/chartex" xmlns:mc="http://schemas.openxmlformats.org/markup-compatibility/2006" xmlns:aink="http://schemas.microsoft.com/office/drawing/2016/ink" xmlns:am3d="http://schemas.microsoft.com/office/drawing/2017/model3d" xmlns:o="urn:schemas-microsoft-com:office:office" xmlns:r="http://schemas.openxmlformats.org/officeDocument/2006/relationships" xmlns:m="http://schemas.openxmlformats.org/officeDocument/2006/math" xmlns:v="urn:schemas-microsoft-com:vml" xmlns:wp14="http://schemas.microsoft.com/office/word/2010/wordprocessingDrawing" xmlns:wp="http://schemas.openxmlformats.org/drawingml/2006/wordprocessingDrawing" xmlns:w10="urn:schemas-microsoft-com:office:word" xmlns:w="http://schemas.openxmlformats.org/wordprocessingml/2006/main" xmlns:w14="http://schemas.microsoft.com/office/word/2010/wordml" xmlns:w15="http://schemas.microsoft.com/office/word/2012/wordml" xmlns:w16cid="http://schemas.microsoft.com/office/word/2016/wordml/cid" xmlns:w16se="http://schemas.microsoft.com/office/word/2015/wordml/symex" xmlns:wpg="http://schemas.microsoft.com/office/word/2010/wordprocessingGroup" xmlns:wpi="http://schemas.microsoft.com/office/word/2010/wordprocessingInk" xmlns:wne="http://schemas.microsoft.com/office/word/2006/wordml" xmlns:wps="http://schemas.microsoft.com/office/word/2010/wordprocessingShape" mc:Ignorable="w14 w15 w16se w16cid wp14">
   <w:body>
     <w:tbl>
       <w:tblPr>
@@ -179,7 +179,6 @@
             <w:pPr>
               <w:jc w:val="center"/>
               <w:rPr>
-                <w:rFonts w:hint="eastAsia"/>
                 <w:b/>
               </w:rPr>
             </w:pPr>
@@ -224,7 +223,6 @@
             <w:pPr>
               <w:jc w:val="center"/>
               <w:rPr>
-                <w:rFonts w:hint="eastAsia"/>
                 <w:b/>
               </w:rPr>
             </w:pPr>
@@ -385,7 +383,6 @@
             <w:pPr>
               <w:jc w:val="left"/>
               <w:rPr>
-                <w:rFonts w:hint="eastAsia"/>
                 <w:b/>
                 <w:bCs/>
               </w:rPr>
@@ -404,6 +401,47 @@
                 <w:bCs/>
               </w:rPr>
               <w:t xml:space="preserve"> 업로드 타이밍 동기화 문제 발견</w:t>
+            </w:r>
+          </w:p>
+          <w:p>
+            <w:pPr>
+              <w:jc w:val="left"/>
+              <w:rPr>
+                <w:rFonts w:hint="eastAsia"/>
+                <w:b/>
+                <w:bCs/>
+              </w:rPr>
+            </w:pPr>
+            <w:r>
+              <w:rPr>
+                <w:rFonts w:hint="eastAsia"/>
+                <w:b/>
+                <w:bCs/>
+              </w:rPr>
+              <w:t>지형 타일링</w:t>
+            </w:r>
+            <w:r>
+              <w:rPr>
+                <w:rFonts w:hint="eastAsia"/>
+                <w:b/>
+                <w:bCs/>
+              </w:rPr>
+              <w:t>,</w:t>
+            </w:r>
+            <w:r>
+              <w:rPr>
+                <w:b/>
+                <w:bCs/>
+              </w:rPr>
+              <w:t xml:space="preserve"> Detail </w:t>
+            </w:r>
+            <w:r>
+              <w:rPr>
+                <w:rFonts w:hint="eastAsia"/>
+                <w:b/>
+                <w:bCs/>
+              </w:rPr>
+              <w:t>텍스쳐 적용</w:t>
             </w:r>
           </w:p>
         </w:tc>
@@ -412,7 +450,6 @@
     <w:p>
       <w:pPr>
         <w:rPr>
-          <w:rFonts w:hint="eastAsia"/>
           <w:b/>
           <w:sz w:val="22"/>
         </w:rPr>
@@ -1324,17 +1361,15 @@
       <w:pPr>
         <w:jc w:val="left"/>
         <w:rPr>
-          <w:rFonts w:hint="eastAsia"/>
-          <w:b/>
-          <w:sz w:val="22"/>
-        </w:rPr>
-      </w:pPr>
-    </w:p>
-    <w:p>
-      <w:pPr>
-        <w:jc w:val="left"/>
-        <w:rPr>
-          <w:rFonts w:hint="eastAsia"/>
+          <w:b/>
+          <w:sz w:val="22"/>
+        </w:rPr>
+      </w:pPr>
+    </w:p>
+    <w:p>
+      <w:pPr>
+        <w:jc w:val="left"/>
+        <w:rPr>
           <w:b/>
           <w:bCs/>
           <w:sz w:val="28"/>
@@ -1619,6 +1654,7 @@
         </w:numPr>
         <w:jc w:val="left"/>
         <w:rPr>
+          <w:rFonts w:hint="eastAsia"/>
           <w:b/>
           <w:sz w:val="22"/>
         </w:rPr>
@@ -1634,18 +1670,417 @@
     </w:p>
     <w:p>
       <w:pPr>
-        <w:jc w:val="left"/>
-        <w:rPr>
-          <w:b/>
-          <w:sz w:val="22"/>
-        </w:rPr>
-      </w:pPr>
-    </w:p>
-    <w:p>
-      <w:pPr>
-        <w:jc w:val="left"/>
+        <w:widowControl/>
+        <w:wordWrap/>
+        <w:autoSpaceDE/>
+        <w:autoSpaceDN/>
+        <w:spacing w:after="0" w:line="240" w:lineRule="auto"/>
+        <w:jc w:val="left"/>
+        <w:rPr>
+          <w:rFonts w:ascii="굴림" w:eastAsia="굴림" w:hAnsi="굴림" w:cs="굴림"/>
+          <w:kern w:val="0"/>
+          <w:sz w:val="24"/>
+          <w:szCs w:val="24"/>
+        </w:rPr>
+      </w:pPr>
+      <w:r>
+        <w:rPr>
+          <w:rFonts w:ascii="굴림" w:eastAsia="굴림" w:hAnsi="굴림" w:cs="굴림"/>
+          <w:noProof/>
+          <w:kern w:val="0"/>
+          <w:sz w:val="24"/>
+          <w:szCs w:val="24"/>
+        </w:rPr>
+        <w:drawing>
+          <wp:inline distT="0" distB="0" distL="0" distR="0" wp14:anchorId="35F62CA6" wp14:editId="1BCA2975">
+            <wp:extent cx="3258766" cy="2466635"/>
+            <wp:effectExtent l="0" t="0" r="0" b="0"/>
+            <wp:docPr id="1" name="그림 1" descr="https://resv2.craft.do/user/full/15352056-3d61-4451-30c9-b650643f22cf/doc/06de3b2e-be1a-448f-b2df-25790ec8368a/138e2082-79ff-435e-ab95-f7b9c7579610"/>
+            <wp:cNvGraphicFramePr>
+              <a:graphicFrameLocks xmlns:a="http://schemas.openxmlformats.org/drawingml/2006/main" noChangeAspect="1"/>
+            </wp:cNvGraphicFramePr>
+            <a:graphic xmlns:a="http://schemas.openxmlformats.org/drawingml/2006/main">
+              <a:graphicData uri="http://schemas.openxmlformats.org/drawingml/2006/picture">
+                <pic:pic xmlns:pic="http://schemas.openxmlformats.org/drawingml/2006/picture">
+                  <pic:nvPicPr>
+                    <pic:cNvPr id="0" name="Picture 1" descr="https://resv2.craft.do/user/full/15352056-3d61-4451-30c9-b650643f22cf/doc/06de3b2e-be1a-448f-b2df-25790ec8368a/138e2082-79ff-435e-ab95-f7b9c7579610"/>
+                    <pic:cNvPicPr>
+                      <a:picLocks noChangeAspect="1" noChangeArrowheads="1"/>
+                    </pic:cNvPicPr>
+                  </pic:nvPicPr>
+                  <pic:blipFill>
+                    <a:blip r:embed="rId7">
+                      <a:extLst>
+                        <a:ext uri="{28A0092B-C50C-407E-A947-70E740481C1C}">
+                          <a14:useLocalDpi xmlns:a14="http://schemas.microsoft.com/office/drawing/2010/main" val="0"/>
+                        </a:ext>
+                      </a:extLst>
+                    </a:blip>
+                    <a:srcRect/>
+                    <a:stretch>
+                      <a:fillRect/>
+                    </a:stretch>
+                  </pic:blipFill>
+                  <pic:spPr bwMode="auto">
+                    <a:xfrm>
+                      <a:off x="0" y="0"/>
+                      <a:ext cx="3294310" cy="2493539"/>
+                    </a:xfrm>
+                    <a:prstGeom prst="rect">
+                      <a:avLst/>
+                    </a:prstGeom>
+                    <a:noFill/>
+                    <a:ln>
+                      <a:noFill/>
+                    </a:ln>
+                  </pic:spPr>
+                </pic:pic>
+              </a:graphicData>
+            </a:graphic>
+          </wp:inline>
+        </w:drawing>
+      </w:r>
+      <w:r>
+        <w:rPr>
+          <w:rFonts w:ascii="굴림" w:eastAsia="굴림" w:hAnsi="굴림" w:cs="굴림"/>
+          <w:noProof/>
+          <w:kern w:val="0"/>
+          <w:sz w:val="24"/>
+          <w:szCs w:val="24"/>
+        </w:rPr>
+        <w:drawing>
+          <wp:inline distT="0" distB="0" distL="0" distR="0" wp14:anchorId="3D37EA88" wp14:editId="7CFB26D6">
+            <wp:extent cx="3319161" cy="2471275"/>
+            <wp:effectExtent l="0" t="0" r="0" b="5715"/>
+            <wp:docPr id="2" name="그림 2" descr="https://resv2.craft.do/user/full/15352056-3d61-4451-30c9-b650643f22cf/doc/06de3b2e-be1a-448f-b2df-25790ec8368a/6e6e6baa-d196-4a64-b326-4e3f6693d142"/>
+            <wp:cNvGraphicFramePr>
+              <a:graphicFrameLocks xmlns:a="http://schemas.openxmlformats.org/drawingml/2006/main" noChangeAspect="1"/>
+            </wp:cNvGraphicFramePr>
+            <a:graphic xmlns:a="http://schemas.openxmlformats.org/drawingml/2006/main">
+              <a:graphicData uri="http://schemas.openxmlformats.org/drawingml/2006/picture">
+                <pic:pic xmlns:pic="http://schemas.openxmlformats.org/drawingml/2006/picture">
+                  <pic:nvPicPr>
+                    <pic:cNvPr id="0" name="Picture 3" descr="https://resv2.craft.do/user/full/15352056-3d61-4451-30c9-b650643f22cf/doc/06de3b2e-be1a-448f-b2df-25790ec8368a/6e6e6baa-d196-4a64-b326-4e3f6693d142"/>
+                    <pic:cNvPicPr>
+                      <a:picLocks noChangeAspect="1" noChangeArrowheads="1"/>
+                    </pic:cNvPicPr>
+                  </pic:nvPicPr>
+                  <pic:blipFill>
+                    <a:blip r:embed="rId8" cstate="print">
+                      <a:extLst>
+                        <a:ext uri="{28A0092B-C50C-407E-A947-70E740481C1C}">
+                          <a14:useLocalDpi xmlns:a14="http://schemas.microsoft.com/office/drawing/2010/main" val="0"/>
+                        </a:ext>
+                      </a:extLst>
+                    </a:blip>
+                    <a:srcRect/>
+                    <a:stretch>
+                      <a:fillRect/>
+                    </a:stretch>
+                  </pic:blipFill>
+                  <pic:spPr bwMode="auto">
+                    <a:xfrm>
+                      <a:off x="0" y="0"/>
+                      <a:ext cx="3340093" cy="2486860"/>
+                    </a:xfrm>
+                    <a:prstGeom prst="rect">
+                      <a:avLst/>
+                    </a:prstGeom>
+                    <a:noFill/>
+                    <a:ln>
+                      <a:noFill/>
+                    </a:ln>
+                  </pic:spPr>
+                </pic:pic>
+              </a:graphicData>
+            </a:graphic>
+          </wp:inline>
+        </w:drawing>
+      </w:r>
+    </w:p>
+    <w:p>
+      <w:pPr>
+        <w:jc w:val="left"/>
+        <w:rPr>
+          <w:b/>
+          <w:sz w:val="22"/>
+        </w:rPr>
+      </w:pPr>
+      <w:r>
         <w:rPr>
           <w:rFonts w:hint="eastAsia"/>
+          <w:b/>
+          <w:sz w:val="22"/>
+        </w:rPr>
+        <w:t xml:space="preserve">샘플러를 </w:t>
+      </w:r>
+      <w:r>
+        <w:rPr>
+          <w:b/>
+          <w:sz w:val="22"/>
+        </w:rPr>
+        <w:t>Clamp</w:t>
+      </w:r>
+      <w:r>
+        <w:rPr>
+          <w:rFonts w:hint="eastAsia"/>
+          <w:b/>
+          <w:sz w:val="22"/>
+        </w:rPr>
+        <w:t xml:space="preserve">로 설정해뒀었음 </w:t>
+      </w:r>
+      <w:r>
+        <w:rPr>
+          <w:b/>
+          <w:sz w:val="22"/>
+        </w:rPr>
+        <w:t>-&gt; Wrap</w:t>
+      </w:r>
+      <w:r>
+        <w:rPr>
+          <w:rFonts w:hint="eastAsia"/>
+          <w:b/>
+          <w:sz w:val="22"/>
+        </w:rPr>
+        <w:t>으로 변경</w:t>
+      </w:r>
+    </w:p>
+    <w:p>
+      <w:pPr>
+        <w:widowControl/>
+        <w:wordWrap/>
+        <w:autoSpaceDE/>
+        <w:autoSpaceDN/>
+        <w:rPr>
+          <w:rFonts w:ascii="굴림" w:eastAsia="굴림" w:hAnsi="굴림" w:cs="굴림"/>
+          <w:kern w:val="0"/>
+          <w:sz w:val="24"/>
+          <w:szCs w:val="24"/>
+        </w:rPr>
+      </w:pPr>
+      <w:r>
+        <w:rPr>
+          <w:rFonts w:ascii="굴림" w:eastAsia="굴림" w:hAnsi="굴림" w:cs="굴림"/>
+          <w:noProof/>
+          <w:kern w:val="0"/>
+          <w:sz w:val="24"/>
+          <w:szCs w:val="24"/>
+        </w:rPr>
+        <w:drawing>
+          <wp:inline distT="0" distB="0" distL="0" distR="0" wp14:anchorId="564BC99F" wp14:editId="312D1742">
+            <wp:extent cx="3238500" cy="2199891"/>
+            <wp:effectExtent l="0" t="0" r="0" b="0"/>
+            <wp:docPr id="3" name="그림 3" descr="https://resv2.craft.do/user/full/15352056-3d61-4451-30c9-b650643f22cf/doc/06de3b2e-be1a-448f-b2df-25790ec8368a/2af658a7-8fa2-4630-9e2b-89e189169a19"/>
+            <wp:cNvGraphicFramePr>
+              <a:graphicFrameLocks xmlns:a="http://schemas.openxmlformats.org/drawingml/2006/main" noChangeAspect="1"/>
+            </wp:cNvGraphicFramePr>
+            <a:graphic xmlns:a="http://schemas.openxmlformats.org/drawingml/2006/main">
+              <a:graphicData uri="http://schemas.openxmlformats.org/drawingml/2006/picture">
+                <pic:pic xmlns:pic="http://schemas.openxmlformats.org/drawingml/2006/picture">
+                  <pic:nvPicPr>
+                    <pic:cNvPr id="0" name="Picture 5" descr="https://resv2.craft.do/user/full/15352056-3d61-4451-30c9-b650643f22cf/doc/06de3b2e-be1a-448f-b2df-25790ec8368a/2af658a7-8fa2-4630-9e2b-89e189169a19"/>
+                    <pic:cNvPicPr>
+                      <a:picLocks noChangeAspect="1" noChangeArrowheads="1"/>
+                    </pic:cNvPicPr>
+                  </pic:nvPicPr>
+                  <pic:blipFill>
+                    <a:blip r:embed="rId9" cstate="print">
+                      <a:extLst>
+                        <a:ext uri="{28A0092B-C50C-407E-A947-70E740481C1C}">
+                          <a14:useLocalDpi xmlns:a14="http://schemas.microsoft.com/office/drawing/2010/main" val="0"/>
+                        </a:ext>
+                      </a:extLst>
+                    </a:blip>
+                    <a:srcRect/>
+                    <a:stretch>
+                      <a:fillRect/>
+                    </a:stretch>
+                  </pic:blipFill>
+                  <pic:spPr bwMode="auto">
+                    <a:xfrm>
+                      <a:off x="0" y="0"/>
+                      <a:ext cx="3253838" cy="2210310"/>
+                    </a:xfrm>
+                    <a:prstGeom prst="rect">
+                      <a:avLst/>
+                    </a:prstGeom>
+                    <a:noFill/>
+                    <a:ln>
+                      <a:noFill/>
+                    </a:ln>
+                  </pic:spPr>
+                </pic:pic>
+              </a:graphicData>
+            </a:graphic>
+          </wp:inline>
+        </w:drawing>
+      </w:r>
+      <w:r>
+        <w:rPr>
+          <w:rFonts w:ascii="굴림" w:eastAsia="굴림" w:hAnsi="굴림" w:cs="굴림"/>
+          <w:b/>
+          <w:noProof/>
+          <w:kern w:val="0"/>
+          <w:sz w:val="24"/>
+          <w:szCs w:val="24"/>
+        </w:rPr>
+        <w:drawing>
+          <wp:inline distT="0" distB="0" distL="0" distR="0" wp14:anchorId="306BF911" wp14:editId="7D162AB6">
+            <wp:extent cx="3332982" cy="1793081"/>
+            <wp:effectExtent l="0" t="0" r="1270" b="0"/>
+            <wp:docPr id="4" name="그림 4" descr="https://resv2.craft.do/user/full/15352056-3d61-4451-30c9-b650643f22cf/doc/06de3b2e-be1a-448f-b2df-25790ec8368a/0255f3f7-35c6-477b-adb2-2bb217a2b989"/>
+            <wp:cNvGraphicFramePr>
+              <a:graphicFrameLocks xmlns:a="http://schemas.openxmlformats.org/drawingml/2006/main" noChangeAspect="1"/>
+            </wp:cNvGraphicFramePr>
+            <a:graphic xmlns:a="http://schemas.openxmlformats.org/drawingml/2006/main">
+              <a:graphicData uri="http://schemas.openxmlformats.org/drawingml/2006/picture">
+                <pic:pic xmlns:pic="http://schemas.openxmlformats.org/drawingml/2006/picture">
+                  <pic:nvPicPr>
+                    <pic:cNvPr id="0" name="Picture 7" descr="https://resv2.craft.do/user/full/15352056-3d61-4451-30c9-b650643f22cf/doc/06de3b2e-be1a-448f-b2df-25790ec8368a/0255f3f7-35c6-477b-adb2-2bb217a2b989"/>
+                    <pic:cNvPicPr>
+                      <a:picLocks noChangeAspect="1" noChangeArrowheads="1"/>
+                    </pic:cNvPicPr>
+                  </pic:nvPicPr>
+                  <pic:blipFill>
+                    <a:blip r:embed="rId10" cstate="print">
+                      <a:extLst>
+                        <a:ext uri="{28A0092B-C50C-407E-A947-70E740481C1C}">
+                          <a14:useLocalDpi xmlns:a14="http://schemas.microsoft.com/office/drawing/2010/main" val="0"/>
+                        </a:ext>
+                      </a:extLst>
+                    </a:blip>
+                    <a:srcRect/>
+                    <a:stretch>
+                      <a:fillRect/>
+                    </a:stretch>
+                  </pic:blipFill>
+                  <pic:spPr bwMode="auto">
+                    <a:xfrm>
+                      <a:off x="0" y="0"/>
+                      <a:ext cx="3358811" cy="1806977"/>
+                    </a:xfrm>
+                    <a:prstGeom prst="rect">
+                      <a:avLst/>
+                    </a:prstGeom>
+                    <a:noFill/>
+                    <a:ln>
+                      <a:noFill/>
+                    </a:ln>
+                  </pic:spPr>
+                </pic:pic>
+              </a:graphicData>
+            </a:graphic>
+          </wp:inline>
+        </w:drawing>
+      </w:r>
+    </w:p>
+    <w:p>
+      <w:pPr>
+        <w:widowControl/>
+        <w:wordWrap/>
+        <w:autoSpaceDE/>
+        <w:autoSpaceDN/>
+        <w:spacing w:after="0" w:line="240" w:lineRule="auto"/>
+        <w:jc w:val="left"/>
+        <w:rPr>
+          <w:rFonts w:eastAsiaTheme="minorHAnsi" w:cs="굴림" w:hint="eastAsia"/>
+          <w:b/>
+          <w:kern w:val="0"/>
+          <w:sz w:val="24"/>
+          <w:szCs w:val="24"/>
+        </w:rPr>
+      </w:pPr>
+      <w:r>
+        <w:rPr>
+          <w:rFonts w:eastAsiaTheme="minorHAnsi" w:cs="굴림"/>
+          <w:b/>
+          <w:kern w:val="0"/>
+          <w:sz w:val="24"/>
+          <w:szCs w:val="24"/>
+        </w:rPr>
+        <w:t xml:space="preserve">Detail </w:t>
+      </w:r>
+      <w:r>
+        <w:rPr>
+          <w:rFonts w:eastAsiaTheme="minorHAnsi" w:cs="굴림" w:hint="eastAsia"/>
+          <w:b/>
+          <w:kern w:val="0"/>
+          <w:sz w:val="24"/>
+          <w:szCs w:val="24"/>
+        </w:rPr>
+        <w:t xml:space="preserve">텍스쳐까지 적용 </w:t>
+      </w:r>
+      <w:r>
+        <w:rPr>
+          <w:rFonts w:eastAsiaTheme="minorHAnsi" w:cs="굴림"/>
+          <w:b/>
+          <w:kern w:val="0"/>
+          <w:sz w:val="24"/>
+          <w:szCs w:val="24"/>
+        </w:rPr>
+        <w:t xml:space="preserve">-&gt; </w:t>
+      </w:r>
+      <w:r>
+        <w:rPr>
+          <w:rFonts w:eastAsiaTheme="minorHAnsi" w:cs="굴림" w:hint="eastAsia"/>
+          <w:b/>
+          <w:kern w:val="0"/>
+          <w:sz w:val="24"/>
+          <w:szCs w:val="24"/>
+        </w:rPr>
+        <w:t>다만,</w:t>
+      </w:r>
+      <w:r>
+        <w:rPr>
+          <w:rFonts w:eastAsiaTheme="minorHAnsi" w:cs="굴림"/>
+          <w:b/>
+          <w:kern w:val="0"/>
+          <w:sz w:val="24"/>
+          <w:szCs w:val="24"/>
+        </w:rPr>
+        <w:t xml:space="preserve"> </w:t>
+      </w:r>
+      <w:r>
+        <w:rPr>
+          <w:rFonts w:eastAsiaTheme="minorHAnsi" w:cs="굴림" w:hint="eastAsia"/>
+          <w:b/>
+          <w:kern w:val="0"/>
+          <w:sz w:val="24"/>
+          <w:szCs w:val="24"/>
+        </w:rPr>
+        <w:t>밉맵 적용이 안됩니다.</w:t>
+      </w:r>
+    </w:p>
+    <w:p>
+      <w:pPr>
+        <w:jc w:val="left"/>
+        <w:rPr>
+          <w:rFonts w:hint="eastAsia"/>
+          <w:b/>
+          <w:sz w:val="22"/>
+        </w:rPr>
+      </w:pPr>
+    </w:p>
+    <w:p>
+      <w:pPr>
+        <w:widowControl/>
+        <w:wordWrap/>
+        <w:autoSpaceDE/>
+        <w:autoSpaceDN/>
+        <w:spacing w:after="0" w:line="240" w:lineRule="auto"/>
+        <w:jc w:val="left"/>
+        <w:rPr>
+          <w:rFonts w:ascii="굴림" w:eastAsia="굴림" w:hAnsi="굴림" w:cs="굴림"/>
+          <w:kern w:val="0"/>
+          <w:sz w:val="24"/>
+          <w:szCs w:val="24"/>
+        </w:rPr>
+      </w:pPr>
+    </w:p>
+    <w:p>
+      <w:pPr>
+        <w:jc w:val="left"/>
+        <w:rPr>
           <w:b/>
           <w:sz w:val="22"/>
         </w:rPr>
@@ -1698,15 +2133,43 @@
           <w:p>
             <w:pPr>
               <w:jc w:val="left"/>
-              <w:rPr>
-                <w:rFonts w:hint="eastAsia"/>
-              </w:rPr>
             </w:pPr>
             <w:r>
               <w:rPr>
                 <w:rFonts w:hint="eastAsia"/>
               </w:rPr>
               <w:t>메시의 업로드 타이밍 동기화 문제 발견</w:t>
+            </w:r>
+          </w:p>
+          <w:p>
+            <w:pPr>
+              <w:jc w:val="left"/>
+              <w:rPr>
+                <w:rFonts w:hint="eastAsia"/>
+              </w:rPr>
+            </w:pPr>
+            <w:r>
+              <w:rPr>
+                <w:rFonts w:hint="eastAsia"/>
+              </w:rPr>
+              <w:t>T</w:t>
+            </w:r>
+            <w:r>
+              <w:t>errain</w:t>
+            </w:r>
+            <w:r>
+              <w:rPr>
+                <w:rFonts w:hint="eastAsia"/>
+              </w:rPr>
+              <w:t>의 텍스쳐 밉맵 적용</w:t>
+            </w:r>
+            <w:bookmarkStart w:id="0" w:name="_GoBack"/>
+            <w:bookmarkEnd w:id="0"/>
+            <w:r>
+              <w:rPr>
+                <w:rFonts w:hint="eastAsia"/>
+              </w:rPr>
+              <w:t>이 안됨</w:t>
             </w:r>
           </w:p>
         </w:tc>
@@ -1741,7 +2204,6 @@
           <w:p>
             <w:pPr>
               <w:rPr>
-                <w:rFonts w:hint="eastAsia"/>
                 <w:szCs w:val="20"/>
               </w:rPr>
             </w:pPr>
@@ -1846,9 +2308,6 @@
           <w:p>
             <w:pPr>
               <w:jc w:val="center"/>
-              <w:rPr>
-                <w:rFonts w:hint="eastAsia"/>
-              </w:rPr>
             </w:pPr>
             <w:r>
               <w:rPr>
@@ -2030,7 +2489,7 @@
 </file>
 
 <file path=word/endnotes.xml><?xml version="1.0" encoding="utf-8"?>
-<w:endnotes xmlns:wpc="http://schemas.microsoft.com/office/word/2010/wordprocessingCanvas" xmlns:cx="http://schemas.microsoft.com/office/drawing/2014/chartex" xmlns:cx1="http://schemas.microsoft.com/office/drawing/2015/9/8/chartex" xmlns:cx2="http://schemas.microsoft.com/office/drawing/2015/10/21/chartex" xmlns:cx3="http://schemas.microsoft.com/office/drawing/2016/5/9/chartex" xmlns:cx4="http://schemas.microsoft.com/office/drawing/2016/5/10/chartex" xmlns:cx5="http://schemas.microsoft.com/office/drawing/2016/5/11/chartex" xmlns:cx6="http://schemas.microsoft.com/office/drawing/2016/5/12/chartex" xmlns:cx7="http://schemas.microsoft.com/office/drawing/2016/5/13/chartex" xmlns:cx8="http://schemas.microsoft.com/office/drawing/2016/5/14/chartex" xmlns:mc="http://schemas.openxmlformats.org/markup-compatibility/2006" xmlns:aink="http://schemas.microsoft.com/office/drawing/2016/ink" xmlns:am3d="http://schemas.microsoft.com/office/drawing/2017/model3d" xmlns:o="urn:schemas-microsoft-com:office:office" xmlns:oel="http://schemas.microsoft.com/office/2019/extlst" xmlns:r="http://schemas.openxmlformats.org/officeDocument/2006/relationships" xmlns:m="http://schemas.openxmlformats.org/officeDocument/2006/math" xmlns:v="urn:schemas-microsoft-com:vml" xmlns:wp14="http://schemas.microsoft.com/office/word/2010/wordprocessingDrawing" xmlns:wp="http://schemas.openxmlformats.org/drawingml/2006/wordprocessingDrawing" xmlns:w10="urn:schemas-microsoft-com:office:word" xmlns:w="http://schemas.openxmlformats.org/wordprocessingml/2006/main" xmlns:w14="http://schemas.microsoft.com/office/word/2010/wordml" xmlns:w15="http://schemas.microsoft.com/office/word/2012/wordml" xmlns:w16cex="http://schemas.microsoft.com/office/word/2018/wordml/cex" xmlns:w16cid="http://schemas.microsoft.com/office/word/2016/wordml/cid" xmlns:w16="http://schemas.microsoft.com/office/word/2018/wordml" xmlns:w16du="http://schemas.microsoft.com/office/word/2023/wordml/word16du" xmlns:w16sdtdh="http://schemas.microsoft.com/office/word/2020/wordml/sdtdatahash" xmlns:w16sdtfl="http://schemas.microsoft.com/office/word/2024/wordml/sdtformatlock" xmlns:w16se="http://schemas.microsoft.com/office/word/2015/wordml/symex" xmlns:wpg="http://schemas.microsoft.com/office/word/2010/wordprocessingGroup" xmlns:wpi="http://schemas.microsoft.com/office/word/2010/wordprocessingInk" xmlns:wne="http://schemas.microsoft.com/office/word/2006/wordml" xmlns:wps="http://schemas.microsoft.com/office/word/2010/wordprocessingShape" mc:Ignorable="w14 w15 w16se w16cid w16 w16cex w16sdtdh w16sdtfl w16du wp14">
+<w:endnotes xmlns:wpc="http://schemas.microsoft.com/office/word/2010/wordprocessingCanvas" xmlns:cx="http://schemas.microsoft.com/office/drawing/2014/chartex" xmlns:cx1="http://schemas.microsoft.com/office/drawing/2015/9/8/chartex" xmlns:cx2="http://schemas.microsoft.com/office/drawing/2015/10/21/chartex" xmlns:cx3="http://schemas.microsoft.com/office/drawing/2016/5/9/chartex" xmlns:cx4="http://schemas.microsoft.com/office/drawing/2016/5/10/chartex" xmlns:cx5="http://schemas.microsoft.com/office/drawing/2016/5/11/chartex" xmlns:cx6="http://schemas.microsoft.com/office/drawing/2016/5/12/chartex" xmlns:cx7="http://schemas.microsoft.com/office/drawing/2016/5/13/chartex" xmlns:cx8="http://schemas.microsoft.com/office/drawing/2016/5/14/chartex" xmlns:mc="http://schemas.openxmlformats.org/markup-compatibility/2006" xmlns:aink="http://schemas.microsoft.com/office/drawing/2016/ink" xmlns:am3d="http://schemas.microsoft.com/office/drawing/2017/model3d" xmlns:o="urn:schemas-microsoft-com:office:office" xmlns:r="http://schemas.openxmlformats.org/officeDocument/2006/relationships" xmlns:m="http://schemas.openxmlformats.org/officeDocument/2006/math" xmlns:v="urn:schemas-microsoft-com:vml" xmlns:wp14="http://schemas.microsoft.com/office/word/2010/wordprocessingDrawing" xmlns:wp="http://schemas.openxmlformats.org/drawingml/2006/wordprocessingDrawing" xmlns:w10="urn:schemas-microsoft-com:office:word" xmlns:w="http://schemas.openxmlformats.org/wordprocessingml/2006/main" xmlns:w14="http://schemas.microsoft.com/office/word/2010/wordml" xmlns:w15="http://schemas.microsoft.com/office/word/2012/wordml" xmlns:w16cid="http://schemas.microsoft.com/office/word/2016/wordml/cid" xmlns:w16se="http://schemas.microsoft.com/office/word/2015/wordml/symex" xmlns:wpg="http://schemas.microsoft.com/office/word/2010/wordprocessingGroup" xmlns:wpi="http://schemas.microsoft.com/office/word/2010/wordprocessingInk" xmlns:wne="http://schemas.microsoft.com/office/word/2006/wordml" xmlns:wps="http://schemas.microsoft.com/office/word/2010/wordprocessingShape" mc:Ignorable="w14 w15 w16se w16cid wp14">
   <w:endnote w:type="separator" w:id="-1">
     <w:p>
       <w:pPr>
@@ -2055,7 +2514,7 @@
 </file>
 
 <file path=word/footnotes.xml><?xml version="1.0" encoding="utf-8"?>
-<w:footnotes xmlns:wpc="http://schemas.microsoft.com/office/word/2010/wordprocessingCanvas" xmlns:cx="http://schemas.microsoft.com/office/drawing/2014/chartex" xmlns:cx1="http://schemas.microsoft.com/office/drawing/2015/9/8/chartex" xmlns:cx2="http://schemas.microsoft.com/office/drawing/2015/10/21/chartex" xmlns:cx3="http://schemas.microsoft.com/office/drawing/2016/5/9/chartex" xmlns:cx4="http://schemas.microsoft.com/office/drawing/2016/5/10/chartex" xmlns:cx5="http://schemas.microsoft.com/office/drawing/2016/5/11/chartex" xmlns:cx6="http://schemas.microsoft.com/office/drawing/2016/5/12/chartex" xmlns:cx7="http://schemas.microsoft.com/office/drawing/2016/5/13/chartex" xmlns:cx8="http://schemas.microsoft.com/office/drawing/2016/5/14/chartex" xmlns:mc="http://schemas.openxmlformats.org/markup-compatibility/2006" xmlns:aink="http://schemas.microsoft.com/office/drawing/2016/ink" xmlns:am3d="http://schemas.microsoft.com/office/drawing/2017/model3d" xmlns:o="urn:schemas-microsoft-com:office:office" xmlns:oel="http://schemas.microsoft.com/office/2019/extlst" xmlns:r="http://schemas.openxmlformats.org/officeDocument/2006/relationships" xmlns:m="http://schemas.openxmlformats.org/officeDocument/2006/math" xmlns:v="urn:schemas-microsoft-com:vml" xmlns:wp14="http://schemas.microsoft.com/office/word/2010/wordprocessingDrawing" xmlns:wp="http://schemas.openxmlformats.org/drawingml/2006/wordprocessingDrawing" xmlns:w10="urn:schemas-microsoft-com:office:word" xmlns:w="http://schemas.openxmlformats.org/wordprocessingml/2006/main" xmlns:w14="http://schemas.microsoft.com/office/word/2010/wordml" xmlns:w15="http://schemas.microsoft.com/office/word/2012/wordml" xmlns:w16cex="http://schemas.microsoft.com/office/word/2018/wordml/cex" xmlns:w16cid="http://schemas.microsoft.com/office/word/2016/wordml/cid" xmlns:w16="http://schemas.microsoft.com/office/word/2018/wordml" xmlns:w16du="http://schemas.microsoft.com/office/word/2023/wordml/word16du" xmlns:w16sdtdh="http://schemas.microsoft.com/office/word/2020/wordml/sdtdatahash" xmlns:w16sdtfl="http://schemas.microsoft.com/office/word/2024/wordml/sdtformatlock" xmlns:w16se="http://schemas.microsoft.com/office/word/2015/wordml/symex" xmlns:wpg="http://schemas.microsoft.com/office/word/2010/wordprocessingGroup" xmlns:wpi="http://schemas.microsoft.com/office/word/2010/wordprocessingInk" xmlns:wne="http://schemas.microsoft.com/office/word/2006/wordml" xmlns:wps="http://schemas.microsoft.com/office/word/2010/wordprocessingShape" mc:Ignorable="w14 w15 w16se w16cid w16 w16cex w16sdtdh w16sdtfl w16du wp14">
+<w:footnotes xmlns:wpc="http://schemas.microsoft.com/office/word/2010/wordprocessingCanvas" xmlns:cx="http://schemas.microsoft.com/office/drawing/2014/chartex" xmlns:cx1="http://schemas.microsoft.com/office/drawing/2015/9/8/chartex" xmlns:cx2="http://schemas.microsoft.com/office/drawing/2015/10/21/chartex" xmlns:cx3="http://schemas.microsoft.com/office/drawing/2016/5/9/chartex" xmlns:cx4="http://schemas.microsoft.com/office/drawing/2016/5/10/chartex" xmlns:cx5="http://schemas.microsoft.com/office/drawing/2016/5/11/chartex" xmlns:cx6="http://schemas.microsoft.com/office/drawing/2016/5/12/chartex" xmlns:cx7="http://schemas.microsoft.com/office/drawing/2016/5/13/chartex" xmlns:cx8="http://schemas.microsoft.com/office/drawing/2016/5/14/chartex" xmlns:mc="http://schemas.openxmlformats.org/markup-compatibility/2006" xmlns:aink="http://schemas.microsoft.com/office/drawing/2016/ink" xmlns:am3d="http://schemas.microsoft.com/office/drawing/2017/model3d" xmlns:o="urn:schemas-microsoft-com:office:office" xmlns:r="http://schemas.openxmlformats.org/officeDocument/2006/relationships" xmlns:m="http://schemas.openxmlformats.org/officeDocument/2006/math" xmlns:v="urn:schemas-microsoft-com:vml" xmlns:wp14="http://schemas.microsoft.com/office/word/2010/wordprocessingDrawing" xmlns:wp="http://schemas.openxmlformats.org/drawingml/2006/wordprocessingDrawing" xmlns:w10="urn:schemas-microsoft-com:office:word" xmlns:w="http://schemas.openxmlformats.org/wordprocessingml/2006/main" xmlns:w14="http://schemas.microsoft.com/office/word/2010/wordml" xmlns:w15="http://schemas.microsoft.com/office/word/2012/wordml" xmlns:w16cid="http://schemas.microsoft.com/office/word/2016/wordml/cid" xmlns:w16se="http://schemas.microsoft.com/office/word/2015/wordml/symex" xmlns:wpg="http://schemas.microsoft.com/office/word/2010/wordprocessingGroup" xmlns:wpi="http://schemas.microsoft.com/office/word/2010/wordprocessingInk" xmlns:wne="http://schemas.microsoft.com/office/word/2006/wordml" xmlns:wps="http://schemas.microsoft.com/office/word/2010/wordprocessingShape" mc:Ignorable="w14 w15 w16se w16cid wp14">
   <w:footnote w:type="separator" w:id="-1">
     <w:p>
       <w:pPr>
@@ -2080,7 +2539,7 @@
 </file>
 
 <file path=word/numbering.xml><?xml version="1.0" encoding="utf-8"?>
-<w:numbering xmlns:wpc="http://schemas.microsoft.com/office/word/2010/wordprocessingCanvas" xmlns:cx="http://schemas.microsoft.com/office/drawing/2014/chartex" xmlns:cx1="http://schemas.microsoft.com/office/drawing/2015/9/8/chartex" xmlns:cx2="http://schemas.microsoft.com/office/drawing/2015/10/21/chartex" xmlns:cx3="http://schemas.microsoft.com/office/drawing/2016/5/9/chartex" xmlns:cx4="http://schemas.microsoft.com/office/drawing/2016/5/10/chartex" xmlns:cx5="http://schemas.microsoft.com/office/drawing/2016/5/11/chartex" xmlns:cx6="http://schemas.microsoft.com/office/drawing/2016/5/12/chartex" xmlns:cx7="http://schemas.microsoft.com/office/drawing/2016/5/13/chartex" xmlns:cx8="http://schemas.microsoft.com/office/drawing/2016/5/14/chartex" xmlns:mc="http://schemas.openxmlformats.org/markup-compatibility/2006" xmlns:aink="http://schemas.microsoft.com/office/drawing/2016/ink" xmlns:am3d="http://schemas.microsoft.com/office/drawing/2017/model3d" xmlns:o="urn:schemas-microsoft-com:office:office" xmlns:oel="http://schemas.microsoft.com/office/2019/extlst" xmlns:r="http://schemas.openxmlformats.org/officeDocument/2006/relationships" xmlns:m="http://schemas.openxmlformats.org/officeDocument/2006/math" xmlns:v="urn:schemas-microsoft-com:vml" xmlns:wp14="http://schemas.microsoft.com/office/word/2010/wordprocessingDrawing" xmlns:wp="http://schemas.openxmlformats.org/drawingml/2006/wordprocessingDrawing" xmlns:w10="urn:schemas-microsoft-com:office:word" xmlns:w="http://schemas.openxmlformats.org/wordprocessingml/2006/main" xmlns:w14="http://schemas.microsoft.com/office/word/2010/wordml" xmlns:w15="http://schemas.microsoft.com/office/word/2012/wordml" xmlns:w16cex="http://schemas.microsoft.com/office/word/2018/wordml/cex" xmlns:w16cid="http://schemas.microsoft.com/office/word/2016/wordml/cid" xmlns:w16="http://schemas.microsoft.com/office/word/2018/wordml" xmlns:w16du="http://schemas.microsoft.com/office/word/2023/wordml/word16du" xmlns:w16sdtdh="http://schemas.microsoft.com/office/word/2020/wordml/sdtdatahash" xmlns:w16sdtfl="http://schemas.microsoft.com/office/word/2024/wordml/sdtformatlock" xmlns:w16se="http://schemas.microsoft.com/office/word/2015/wordml/symex" xmlns:wpg="http://schemas.microsoft.com/office/word/2010/wordprocessingGroup" xmlns:wpi="http://schemas.microsoft.com/office/word/2010/wordprocessingInk" xmlns:wne="http://schemas.microsoft.com/office/word/2006/wordml" xmlns:wps="http://schemas.microsoft.com/office/word/2010/wordprocessingShape" mc:Ignorable="w14 w15 w16se w16cid w16 w16cex w16sdtdh w16sdtfl w16du wp14">
+<w:numbering xmlns:wpc="http://schemas.microsoft.com/office/word/2010/wordprocessingCanvas" xmlns:cx="http://schemas.microsoft.com/office/drawing/2014/chartex" xmlns:cx1="http://schemas.microsoft.com/office/drawing/2015/9/8/chartex" xmlns:cx2="http://schemas.microsoft.com/office/drawing/2015/10/21/chartex" xmlns:cx3="http://schemas.microsoft.com/office/drawing/2016/5/9/chartex" xmlns:cx4="http://schemas.microsoft.com/office/drawing/2016/5/10/chartex" xmlns:cx5="http://schemas.microsoft.com/office/drawing/2016/5/11/chartex" xmlns:cx6="http://schemas.microsoft.com/office/drawing/2016/5/12/chartex" xmlns:cx7="http://schemas.microsoft.com/office/drawing/2016/5/13/chartex" xmlns:cx8="http://schemas.microsoft.com/office/drawing/2016/5/14/chartex" xmlns:mc="http://schemas.openxmlformats.org/markup-compatibility/2006" xmlns:aink="http://schemas.microsoft.com/office/drawing/2016/ink" xmlns:am3d="http://schemas.microsoft.com/office/drawing/2017/model3d" xmlns:o="urn:schemas-microsoft-com:office:office" xmlns:r="http://schemas.openxmlformats.org/officeDocument/2006/relationships" xmlns:m="http://schemas.openxmlformats.org/officeDocument/2006/math" xmlns:v="urn:schemas-microsoft-com:vml" xmlns:wp14="http://schemas.microsoft.com/office/word/2010/wordprocessingDrawing" xmlns:wp="http://schemas.openxmlformats.org/drawingml/2006/wordprocessingDrawing" xmlns:w10="urn:schemas-microsoft-com:office:word" xmlns:w="http://schemas.openxmlformats.org/wordprocessingml/2006/main" xmlns:w14="http://schemas.microsoft.com/office/word/2010/wordml" xmlns:w15="http://schemas.microsoft.com/office/word/2012/wordml" xmlns:w16cid="http://schemas.microsoft.com/office/word/2016/wordml/cid" xmlns:w16se="http://schemas.microsoft.com/office/word/2015/wordml/symex" xmlns:wpg="http://schemas.microsoft.com/office/word/2010/wordprocessingGroup" xmlns:wpi="http://schemas.microsoft.com/office/word/2010/wordprocessingInk" xmlns:wne="http://schemas.microsoft.com/office/word/2006/wordml" xmlns:wps="http://schemas.microsoft.com/office/word/2010/wordprocessingShape" mc:Ignorable="w14 w15 w16se w16cid wp14">
   <w:abstractNum w:abstractNumId="0" w15:restartNumberingAfterBreak="0">
     <w:nsid w:val="1629601F"/>
     <w:multiLevelType w:val="multilevel"/>
@@ -2622,16 +3081,16 @@
       </w:pPr>
     </w:lvl>
   </w:abstractNum>
-  <w:num w:numId="1" w16cid:durableId="757409186">
+  <w:num w:numId="1">
     <w:abstractNumId w:val="3"/>
   </w:num>
-  <w:num w:numId="2" w16cid:durableId="647586432">
+  <w:num w:numId="2">
     <w:abstractNumId w:val="4"/>
   </w:num>
-  <w:num w:numId="3" w16cid:durableId="306281288">
+  <w:num w:numId="3">
     <w:abstractNumId w:val="2"/>
   </w:num>
-  <w:num w:numId="4" w16cid:durableId="989553837">
+  <w:num w:numId="4">
     <w:abstractNumId w:val="2"/>
     <w:lvlOverride w:ilvl="1">
       <w:lvl w:ilvl="1">
@@ -2651,7 +3110,7 @@
       </w:lvl>
     </w:lvlOverride>
   </w:num>
-  <w:num w:numId="5" w16cid:durableId="1352367583">
+  <w:num w:numId="5">
     <w:abstractNumId w:val="2"/>
     <w:lvlOverride w:ilvl="1">
       <w:lvl w:ilvl="1">
@@ -2671,17 +3130,17 @@
       </w:lvl>
     </w:lvlOverride>
   </w:num>
-  <w:num w:numId="6" w16cid:durableId="1943798481">
+  <w:num w:numId="6">
     <w:abstractNumId w:val="1"/>
   </w:num>
-  <w:num w:numId="7" w16cid:durableId="612051605">
+  <w:num w:numId="7">
     <w:abstractNumId w:val="0"/>
   </w:num>
 </w:numbering>
 </file>
 
 <file path=word/styles.xml><?xml version="1.0" encoding="utf-8"?>
-<w:styles xmlns:mc="http://schemas.openxmlformats.org/markup-compatibility/2006" xmlns:r="http://schemas.openxmlformats.org/officeDocument/2006/relationships" xmlns:w="http://schemas.openxmlformats.org/wordprocessingml/2006/main" xmlns:w14="http://schemas.microsoft.com/office/word/2010/wordml" xmlns:w15="http://schemas.microsoft.com/office/word/2012/wordml" xmlns:w16cex="http://schemas.microsoft.com/office/word/2018/wordml/cex" xmlns:w16cid="http://schemas.microsoft.com/office/word/2016/wordml/cid" xmlns:w16="http://schemas.microsoft.com/office/word/2018/wordml" xmlns:w16du="http://schemas.microsoft.com/office/word/2023/wordml/word16du" xmlns:w16sdtdh="http://schemas.microsoft.com/office/word/2020/wordml/sdtdatahash" xmlns:w16sdtfl="http://schemas.microsoft.com/office/word/2024/wordml/sdtformatlock" xmlns:w16se="http://schemas.microsoft.com/office/word/2015/wordml/symex" mc:Ignorable="w14 w15 w16se w16cid w16 w16cex w16sdtdh w16sdtfl w16du">
+<w:styles xmlns:mc="http://schemas.openxmlformats.org/markup-compatibility/2006" xmlns:r="http://schemas.openxmlformats.org/officeDocument/2006/relationships" xmlns:w="http://schemas.openxmlformats.org/wordprocessingml/2006/main" xmlns:w14="http://schemas.microsoft.com/office/word/2010/wordml" xmlns:w15="http://schemas.microsoft.com/office/word/2012/wordml" xmlns:w16cid="http://schemas.microsoft.com/office/word/2016/wordml/cid" xmlns:w16se="http://schemas.microsoft.com/office/word/2015/wordml/symex" mc:Ignorable="w14 w15 w16se w16cid">
   <w:docDefaults>
     <w:rPrDefault>
       <w:rPr>
@@ -2698,7 +3157,7 @@
       </w:pPr>
     </w:pPrDefault>
   </w:docDefaults>
-  <w:latentStyles w:defLockedState="0" w:defUIPriority="0" w:defSemiHidden="0" w:defUnhideWhenUsed="0" w:defQFormat="0" w:count="376">
+  <w:latentStyles w:defLockedState="0" w:defUIPriority="0" w:defSemiHidden="0" w:defUnhideWhenUsed="0" w:defQFormat="0" w:count="375">
     <w:lsdException w:name="Normal" w:qFormat="1"/>
     <w:lsdException w:name="heading 1" w:uiPriority="9" w:qFormat="1"/>
     <w:lsdException w:name="heading 2" w:semiHidden="1" w:uiPriority="9" w:unhideWhenUsed="1" w:qFormat="1"/>
@@ -2969,7 +3428,6 @@
     <w:lsdException w:name="Smart Hyperlink" w:semiHidden="1" w:unhideWhenUsed="1"/>
     <w:lsdException w:name="Hashtag" w:semiHidden="1" w:unhideWhenUsed="1"/>
     <w:lsdException w:name="Unresolved Mention" w:semiHidden="1" w:unhideWhenUsed="1"/>
-    <w:lsdException w:name="Smart Link" w:semiHidden="1" w:uiPriority="99" w:unhideWhenUsed="1"/>
   </w:latentStyles>
   <w:style w:type="paragraph" w:default="1" w:styleId="a">
     <w:name w:val="Normal"/>
@@ -2984,6 +3442,7 @@
   <w:style w:type="character" w:default="1" w:styleId="a0">
     <w:name w:val="Default Paragraph Font"/>
     <w:uiPriority w:val="1"/>
+    <w:semiHidden/>
     <w:unhideWhenUsed/>
   </w:style>
   <w:style w:type="table" w:default="1" w:styleId="a1">
